--- a/docs/test2.docx
+++ b/docs/test2.docx
@@ -52,7 +52,7 @@
         </w:p>
       </w:sdtContent>
     </w:sdt>
-    <w:bookmarkStart w:id="24" w:name="air-quality"/>
+    <w:bookmarkStart w:id="13" w:name="air-quality"/>
     <w:p>
       <w:pPr>
         <w:pStyle w:val="Heading1"/>
@@ -248,7 +248,7 @@
       <w:tr>
         <w:tc>
           <w:tcPr/>
-          <w:bookmarkStart w:id="23" w:name="fig-airquality"/>
+          <w:bookmarkStart w:id="12" w:name="fig-airquality"/>
           <w:p>
             <w:pPr>
               <w:pStyle w:val="Compact"/>
@@ -259,18 +259,18 @@
                 <wp:inline>
                   <wp:extent cx="4620126" cy="3696101"/>
                   <wp:effectExtent b="0" l="0" r="0" t="0"/>
-                  <wp:docPr descr="" title="" id="21" name="Picture"/>
+                  <wp:docPr descr="" title="" id="10" name="Picture"/>
                   <a:graphic>
                     <a:graphicData uri="http://schemas.openxmlformats.org/drawingml/2006/picture">
                       <pic:pic>
                         <pic:nvPicPr>
-                          <pic:cNvPr descr="test2_files/figure-docx/fig-airquality-1.png" id="22" name="Picture"/>
+                          <pic:cNvPr descr="test2_files/figure-docx/fig-airquality-1.png" id="11" name="Picture"/>
                           <pic:cNvPicPr>
                             <a:picLocks noChangeArrowheads="1" noChangeAspect="1"/>
                           </pic:cNvPicPr>
                         </pic:nvPicPr>
                         <pic:blipFill>
-                          <a:blip r:embed="rId20"/>
+                          <a:blip r:embed="rId9"/>
                           <a:stretch>
                             <a:fillRect/>
                           </a:stretch>
@@ -302,7 +302,7 @@
               <w:jc w:val="center"/>
             </w:pPr>
             <w:pPr>
-              <w:jc w:val="start"/>
+              <w:jc w:val="left"/>
               <w:spacing w:before="200"/>
               <w:pStyle w:val="ImageCaption"/>
             </w:pPr>
@@ -310,12 +310,12 @@
               <w:t xml:space="preserve">Figure 1: Temperature and ozone level.</w:t>
             </w:r>
           </w:p>
-          <w:bookmarkEnd w:id="23"/>
+          <w:bookmarkEnd w:id="12"/>
         </w:tc>
       </w:tr>
     </w:tbl>
-    <w:bookmarkEnd w:id="24"/>
-    <w:bookmarkStart w:id="31" w:name="mpg-data"/>
+    <w:bookmarkEnd w:id="13"/>
+    <w:bookmarkStart w:id="20" w:name="mpg-data"/>
     <w:p>
       <w:pPr>
         <w:pStyle w:val="Heading1"/>
@@ -324,7 +324,7 @@
         <w:t xml:space="preserve">2. mpg data</w:t>
       </w:r>
     </w:p>
-    <w:bookmarkStart w:id="29" w:name="mpg-scatter-plot"/>
+    <w:bookmarkStart w:id="18" w:name="mpg-scatter-plot"/>
     <w:p>
       <w:pPr>
         <w:pStyle w:val="Heading2"/>
@@ -529,7 +529,7 @@
       <w:tr>
         <w:tc>
           <w:tcPr/>
-          <w:bookmarkStart w:id="28" w:name="fig-scatterplot"/>
+          <w:bookmarkStart w:id="17" w:name="fig-scatterplot"/>
           <w:p>
             <w:pPr>
               <w:pStyle w:val="Compact"/>
@@ -540,18 +540,18 @@
                 <wp:inline>
                   <wp:extent cx="5334000" cy="3111500"/>
                   <wp:effectExtent b="0" l="0" r="0" t="0"/>
-                  <wp:docPr descr="" title="" id="26" name="Picture"/>
+                  <wp:docPr descr="" title="" id="15" name="Picture"/>
                   <a:graphic>
                     <a:graphicData uri="http://schemas.openxmlformats.org/drawingml/2006/picture">
                       <pic:pic>
                         <pic:nvPicPr>
-                          <pic:cNvPr descr="test2_files/figure-docx/fig-scatterplot-1.png" id="27" name="Picture"/>
+                          <pic:cNvPr descr="test2_files/figure-docx/fig-scatterplot-1.png" id="16" name="Picture"/>
                           <pic:cNvPicPr>
                             <a:picLocks noChangeArrowheads="1" noChangeAspect="1"/>
                           </pic:cNvPicPr>
                         </pic:nvPicPr>
                         <pic:blipFill>
-                          <a:blip r:embed="rId25"/>
+                          <a:blip r:embed="rId14"/>
                           <a:stretch>
                             <a:fillRect/>
                           </a:stretch>
@@ -583,7 +583,7 @@
               <w:jc w:val="center"/>
             </w:pPr>
             <w:pPr>
-              <w:jc w:val="start"/>
+              <w:jc w:val="left"/>
               <w:spacing w:before="200"/>
               <w:pStyle w:val="ImageCaption"/>
             </w:pPr>
@@ -591,12 +591,12 @@
               <w:t xml:space="preserve">Figure 2: City and highway mileage for 38 popular models of cars.</w:t>
             </w:r>
           </w:p>
-          <w:bookmarkEnd w:id="28"/>
+          <w:bookmarkEnd w:id="17"/>
         </w:tc>
       </w:tr>
     </w:tbl>
-    <w:bookmarkEnd w:id="29"/>
-    <w:bookmarkStart w:id="30" w:name="the-mpg-data-as-table"/>
+    <w:bookmarkEnd w:id="18"/>
+    <w:bookmarkStart w:id="19" w:name="the-mpg-data-as-table"/>
     <w:p>
       <w:pPr>
         <w:pStyle w:val="Heading2"/>
@@ -790,9 +790,9 @@
         <w:t xml:space="preserve">(mpg)</w:t>
       </w:r>
     </w:p>
-    <w:bookmarkEnd w:id="30"/>
-    <w:bookmarkEnd w:id="31"/>
-    <w:bookmarkStart w:id="32" w:name="formulas"/>
+    <w:bookmarkEnd w:id="19"/>
+    <w:bookmarkEnd w:id="20"/>
+    <w:bookmarkStart w:id="21" w:name="formulas"/>
     <w:p>
       <w:pPr>
         <w:pStyle w:val="Heading1"/>
@@ -913,8 +913,8 @@
         </m:oMath>
       </m:oMathPara>
     </w:p>
-    <w:bookmarkEnd w:id="32"/>
-    <w:bookmarkStart w:id="33" w:name="citations"/>
+    <w:bookmarkEnd w:id="21"/>
+    <w:bookmarkStart w:id="22" w:name="citations"/>
     <w:p>
       <w:pPr>
         <w:pStyle w:val="Heading1"/>
@@ -940,8 +940,8 @@
         <w:t xml:space="preserve">.</w:t>
       </w:r>
     </w:p>
-    <w:bookmarkEnd w:id="33"/>
-    <w:bookmarkStart w:id="38" w:name="layout"/>
+    <w:bookmarkEnd w:id="22"/>
+    <w:bookmarkStart w:id="27" w:name="layout"/>
     <w:p>
       <w:pPr>
         <w:pStyle w:val="Heading1"/>
@@ -950,7 +950,7 @@
         <w:t xml:space="preserve">5. Layout</w:t>
       </w:r>
     </w:p>
-    <w:bookmarkStart w:id="37" w:name="callouts"/>
+    <w:bookmarkStart w:id="26" w:name="callouts"/>
     <w:p>
       <w:pPr>
         <w:pStyle w:val="Heading2"/>
@@ -964,17 +964,16 @@
         <w:tblStyle w:val="Table"/>
         <w:tblLook w:firstRow="0" w:lastRow="0" w:firstColumn="0" w:lastColumn="0" w:noHBand="0" w:noVBand="0" w:val="0000"/>
         <w:tblBorders>
+          <w:top w:val="single" w:sz="4" w:space="0" w:color="0758E5"/>
           <w:left w:val="single" w:sz="24" w:space="0" w:color="0758E5"/>
+          <w:bottom w:val="single" w:sz="4" w:space="0" w:color="0758E5"/>
           <w:right w:val="single" w:sz="4" w:space="0" w:color="0758E5"/>
-          <w:top w:val="single" w:sz="4" w:space="0" w:color="0758E5"/>
-          <w:bottom w:val="single" w:sz="4" w:space="0" w:color="0758E5"/>
         </w:tblBorders>
         <w:tblCellMar>
           <w:left w:w="144" w:type="dxa"/>
           <w:right w:w="144" w:type="dxa"/>
         </w:tblCellMar>
-        <w:tblInd w:w="164" w:type="dxa"/>
-        <w:tblW w:type="pct" w:w="100%"/>
+        <w:tblLook w:firstRow="0" w:lastRow="0" w:firstColumn="0" w:lastColumn="0" w:noHBand="0" w:noVBand="0" w:val="0000"/>
       </w:tblPr>
       <w:tr>
         <w:trPr>
@@ -1001,18 +1000,18 @@
                 <wp:inline>
                   <wp:extent cx="152400" cy="152400"/>
                   <wp:effectExtent b="0" l="0" r="0" t="0"/>
-                  <wp:docPr descr="" title="" id="35" name="Picture"/>
+                  <wp:docPr descr="" title="" id="24" name="Picture"/>
                   <a:graphic>
                     <a:graphicData uri="http://schemas.openxmlformats.org/drawingml/2006/picture">
                       <pic:pic>
                         <pic:nvPicPr>
-                          <pic:cNvPr descr="/home/alper/softwares/quarto-1.7.29-linux-amd64/quarto-1.7.29/share/formats/docx/note.png" id="36" name="Picture"/>
+                          <pic:cNvPr descr="/home/alper/softwares/quarto-1.10.18/share/formats/docx/note.png" id="25" name="Picture"/>
                           <pic:cNvPicPr>
                             <a:picLocks noChangeArrowheads="1" noChangeAspect="1"/>
                           </pic:cNvPicPr>
                         </pic:nvPicPr>
                         <pic:blipFill>
-                          <a:blip r:embed="rId34"/>
+                          <a:blip r:embed="rId23"/>
                           <a:stretch>
                             <a:fillRect/>
                           </a:stretch>
@@ -1072,11 +1071,12 @@
               <w:t xml:space="preserve">Here’s some information</w:t>
             </w:r>
           </w:p>
+          <w:p/>
         </w:tc>
       </w:tr>
     </w:tbl>
-    <w:bookmarkEnd w:id="37"/>
-    <w:bookmarkEnd w:id="38"/>
+    <w:bookmarkEnd w:id="26"/>
+    <w:bookmarkEnd w:id="27"/>
     <w:sectPr>
       <w:footnotePr>
         <w:numRestart w:val="eachSect"/>
@@ -1198,10 +1198,10 @@
   <w:docDefaults>
     <w:rPrDefault>
       <w:rPr>
-        <w:rFonts w:asciiTheme="minorHAnsi" w:cstheme="minorBidi" w:eastAsiaTheme="minorHAnsi" w:hAnsiTheme="minorHAnsi"/>
+        <w:rFonts w:asciiTheme="minorHAnsi" w:cstheme="minorBidi" w:eastAsiaTheme="minorEastAsia" w:hAnsiTheme="minorHAnsi"/>
         <w:sz w:val="24"/>
         <w:szCs w:val="24"/>
-        <w:lang w:bidi="ar-SA" w:eastAsia="en-US" w:val="en-US"/>
+        <w:lang w:bidi="ar-SA" w:eastAsia="zh-CN" w:val="en-US"/>
       </w:rPr>
     </w:rPrDefault>
     <w:pPrDefault>
@@ -1742,13 +1742,6 @@
       </w:tblCellMar>
     </w:tblPr>
     <w:tblStylePr w:type="firstRow">
-      <w:tblPr>
-        <w:jc w:val="left"/>
-        <w:tblInd w:type="dxa" w:w="0"/>
-      </w:tblPr>
-      <w:trPr>
-        <w:jc w:val="left"/>
-      </w:trPr>
       <w:tcPr>
         <w:tcBorders>
           <w:bottom w:val="single"/>
